--- a/honorar_vorlage.docx
+++ b/honorar_vorlage.docx
@@ -11,7 +11,7 @@
         <w:t xml:space="preserve"> </w:t>
       </w:r>
       <w:r>
-        <w:t>{{Rechnungsnummer}}</w:t>
+        <w:t>{HONORAR_NR}</w:t>
       </w:r>
     </w:p>
     <w:p>
@@ -59,13 +59,8 @@
       <w:pPr>
         <w:spacing w:after="0"/>
       </w:pPr>
-      <w:proofErr w:type="spellStart"/>
-      <w:r>
-        <w:t>Versnr</w:t>
-      </w:r>
-      <w:proofErr w:type="spellEnd"/>
-      <w:r>
-        <w:t xml:space="preserve">.: </w:t>
+      <w:r>
+        <w:t xml:space="preserve">Versnr.: </w:t>
       </w:r>
       <w:r>
         <w:t>{{Versicherungsnummer}}</w:t>
@@ -88,15 +83,7 @@
         <w:t>{</w:t>
       </w:r>
       <w:r>
-        <w:t>{</w:t>
-      </w:r>
-      <w:proofErr w:type="spellStart"/>
-      <w:r>
-        <w:t>Datum_Austellung</w:t>
-      </w:r>
-      <w:proofErr w:type="spellEnd"/>
-      <w:r>
-        <w:t>}}</w:t>
+        <w:t>{Datum_Austellung}}</w:t>
       </w:r>
       <w:r>
         <w:br/>
@@ -240,13 +227,6 @@
           <w:szCs w:val="24"/>
         </w:rPr>
         <w:tab/>
-      </w:r>
-      <w:r>
-        <w:rPr>
-          <w:bCs/>
-          <w:sz w:val="24"/>
-          <w:szCs w:val="24"/>
-        </w:rPr>
         <w:t>{{LEISTUNG_DATUM}}</w:t>
       </w:r>
     </w:p>
@@ -278,13 +258,6 @@
           <w:szCs w:val="24"/>
         </w:rPr>
         <w:tab/>
-      </w:r>
-      <w:r>
-        <w:rPr>
-          <w:bCs/>
-          <w:sz w:val="24"/>
-          <w:szCs w:val="24"/>
-        </w:rPr>
         <w:t>{{LEISTUNG_BESCHREIBUNG}}</w:t>
       </w:r>
     </w:p>
@@ -446,7 +419,6 @@
         </w:rPr>
         <w:t>{{</w:t>
       </w:r>
-      <w:proofErr w:type="spellStart"/>
       <w:proofErr w:type="gramStart"/>
       <w:r>
         <w:rPr>
@@ -465,17 +437,7 @@
           <w:szCs w:val="24"/>
           <w:u w:val="double"/>
         </w:rPr>
-        <w:t>_Betrag</w:t>
-      </w:r>
-      <w:proofErr w:type="spellEnd"/>
-      <w:r>
-        <w:rPr>
-          <w:b/>
-          <w:sz w:val="24"/>
-          <w:szCs w:val="24"/>
-          <w:u w:val="double"/>
-        </w:rPr>
-        <w:t>}}</w:t>
+        <w:t>_Betrag}}</w:t>
       </w:r>
     </w:p>
     <w:p>
@@ -829,7 +791,6 @@
                     <w:lang w:val="de-DE"/>
                   </w:rPr>
                 </w:pPr>
-                <w:proofErr w:type="spellStart"/>
                 <w:r>
                   <w:rPr>
                     <w:rFonts w:ascii="Arial" w:hAnsi="Arial" w:cs="Arial"/>
@@ -839,19 +800,7 @@
                     <w:szCs w:val="24"/>
                     <w:lang w:val="de-DE"/>
                   </w:rPr>
-                  <w:t>Triesterstraße</w:t>
-                </w:r>
-                <w:proofErr w:type="spellEnd"/>
-                <w:r>
-                  <w:rPr>
-                    <w:rFonts w:ascii="Arial" w:hAnsi="Arial" w:cs="Arial"/>
-                    <w:b/>
-                    <w:color w:val="3D6B95"/>
-                    <w:sz w:val="24"/>
-                    <w:szCs w:val="24"/>
-                    <w:lang w:val="de-DE"/>
-                  </w:rPr>
-                  <w:t xml:space="preserve"> 10/4/3/1</w:t>
+                  <w:t>Triesterstraße 10/4/3/1</w:t>
                 </w:r>
                 <w:r>
                   <w:rPr>

--- a/honorar_vorlage.docx
+++ b/honorar_vorlage.docx
@@ -4,86 +4,106 @@
   <w:body>
     <w:p>
       <w:pPr>
+        <w:spacing w:after="0"/>
+        <w:jc w:val="right"/>
+      </w:pPr>
+      <w:r>
+        <w:t>{{Rechnungsnummer}}</w:t>
+      </w:r>
+    </w:p>
+    <w:p>
+      <w:pPr>
+        <w:spacing w:after="0"/>
+      </w:pPr>
+    </w:p>
+    <w:p>
+      <w:pPr>
+        <w:spacing w:after="0"/>
+      </w:pPr>
+    </w:p>
+    <w:p>
+      <w:pPr>
+        <w:spacing w:after="0"/>
+      </w:pPr>
+      <w:r>
+        <w:t>{{Anrede}}</w:t>
+      </w:r>
+    </w:p>
+    <w:p>
+      <w:pPr>
+        <w:spacing w:after="0"/>
+      </w:pPr>
+      <w:r>
+        <w:t>{{Nachname}} {{Vorname}}</w:t>
+      </w:r>
+    </w:p>
+    <w:p>
+      <w:pPr>
+        <w:spacing w:after="0"/>
+      </w:pPr>
+      <w:r>
+        <w:t>{{Straße}} {{Hausnummer}} {{Adresszusatz}}</w:t>
+      </w:r>
+    </w:p>
+    <w:p>
+      <w:pPr>
+        <w:spacing w:after="0"/>
+      </w:pPr>
+      <w:r>
+        <w:t>{{Postleitzahl}}</w:t>
+      </w:r>
+      <w:r>
+        <w:t xml:space="preserve"> </w:t>
+      </w:r>
+      <w:r>
+        <w:t>{{Stadt}}</w:t>
+      </w:r>
+      <w:r>
+        <w:br/>
+      </w:r>
+    </w:p>
+    <w:p>
+      <w:pPr>
+        <w:spacing w:after="0"/>
+      </w:pPr>
+      <w:proofErr w:type="spellStart"/>
+      <w:r>
+        <w:t>Versnr</w:t>
+      </w:r>
+      <w:proofErr w:type="spellEnd"/>
+      <w:r>
+        <w:t xml:space="preserve">.: </w:t>
+      </w:r>
+      <w:r>
+        <w:t>{{Versicherungsnummer}}</w:t>
+      </w:r>
+    </w:p>
+    <w:p>
+      <w:pPr>
+        <w:spacing w:after="0"/>
+      </w:pPr>
+    </w:p>
+    <w:p>
+      <w:pPr>
         <w:ind w:right="-285"/>
         <w:jc w:val="right"/>
       </w:pPr>
       <w:r>
-        <w:t xml:space="preserve"> </w:t>
-      </w:r>
-      <w:r>
-        <w:t>{HONORAR_NR}</w:t>
-      </w:r>
-    </w:p>
-    <w:p>
-      <w:pPr>
-        <w:spacing w:after="0"/>
-      </w:pPr>
-      <w:r>
-        <w:t>{{Anrede}}</w:t>
-      </w:r>
-    </w:p>
-    <w:p>
-      <w:pPr>
-        <w:spacing w:after="0"/>
-      </w:pPr>
-      <w:r>
-        <w:t>{{Nachname}} {{Vorname}}</w:t>
-      </w:r>
-    </w:p>
-    <w:p>
-      <w:pPr>
-        <w:spacing w:after="0"/>
-      </w:pPr>
-      <w:r>
-        <w:t>{{Straße}} {{Hausnummer}} {{Adresszusatz}}</w:t>
-      </w:r>
-    </w:p>
-    <w:p>
-      <w:pPr>
-        <w:spacing w:after="0"/>
-      </w:pPr>
-      <w:r>
-        <w:t>{{Postleitzahl}}</w:t>
-      </w:r>
-      <w:r>
-        <w:t xml:space="preserve"> </w:t>
-      </w:r>
-      <w:r>
-        <w:t>{{Stadt}}</w:t>
-      </w:r>
-      <w:r>
-        <w:br/>
-      </w:r>
-    </w:p>
-    <w:p>
-      <w:pPr>
-        <w:spacing w:after="0"/>
-      </w:pPr>
-      <w:r>
-        <w:t xml:space="preserve">Versnr.: </w:t>
-      </w:r>
-      <w:r>
-        <w:t>{{Versicherungsnummer}}</w:t>
-      </w:r>
-    </w:p>
-    <w:p>
-      <w:pPr>
-        <w:spacing w:after="0"/>
-      </w:pPr>
-    </w:p>
-    <w:p>
-      <w:pPr>
-        <w:ind w:right="-285"/>
-        <w:jc w:val="right"/>
-      </w:pPr>
-      <w:r>
         <w:t xml:space="preserve">Mödling, </w:t>
       </w:r>
       <w:r>
         <w:t>{</w:t>
       </w:r>
       <w:r>
-        <w:t>{Datum_Austellung}}</w:t>
+        <w:t>{</w:t>
+      </w:r>
+      <w:proofErr w:type="spellStart"/>
+      <w:r>
+        <w:t>Datum_Austellung</w:t>
+      </w:r>
+      <w:proofErr w:type="spellEnd"/>
+      <w:r>
+        <w:t>}}</w:t>
       </w:r>
       <w:r>
         <w:br/>
@@ -162,7 +182,16 @@
           <w:sz w:val="24"/>
           <w:szCs w:val="24"/>
         </w:rPr>
-        <w:t>gnose:</w:t>
+        <w:t>gnose</w:t>
+      </w:r>
+      <w:proofErr w:type="gramStart"/>
+      <w:r>
+        <w:rPr>
+          <w:b/>
+          <w:sz w:val="24"/>
+          <w:szCs w:val="24"/>
+        </w:rPr>
+        <w:t>:</w:t>
       </w:r>
       <w:r>
         <w:rPr>
@@ -176,7 +205,22 @@
           <w:sz w:val="24"/>
           <w:szCs w:val="24"/>
         </w:rPr>
-        <w:t>{{Diagnose}}</w:t>
+        <w:t xml:space="preserve"> </w:t>
+      </w:r>
+      <w:r>
+        <w:rPr>
+          <w:sz w:val="24"/>
+          <w:szCs w:val="24"/>
+        </w:rPr>
+        <w:t>{</w:t>
+      </w:r>
+      <w:proofErr w:type="gramEnd"/>
+      <w:r>
+        <w:rPr>
+          <w:sz w:val="24"/>
+          <w:szCs w:val="24"/>
+        </w:rPr>
+        <w:t>{Diagnose}}</w:t>
       </w:r>
     </w:p>
     <w:p>
@@ -419,6 +463,7 @@
         </w:rPr>
         <w:t>{{</w:t>
       </w:r>
+      <w:proofErr w:type="spellStart"/>
       <w:proofErr w:type="gramStart"/>
       <w:r>
         <w:rPr>
@@ -437,7 +482,17 @@
           <w:szCs w:val="24"/>
           <w:u w:val="double"/>
         </w:rPr>
-        <w:t>_Betrag}}</w:t>
+        <w:t>_Betrag</w:t>
+      </w:r>
+      <w:proofErr w:type="spellEnd"/>
+      <w:r>
+        <w:rPr>
+          <w:b/>
+          <w:sz w:val="24"/>
+          <w:szCs w:val="24"/>
+          <w:u w:val="double"/>
+        </w:rPr>
+        <w:t>}}</w:t>
       </w:r>
     </w:p>
     <w:p>
@@ -791,6 +846,7 @@
                     <w:lang w:val="de-DE"/>
                   </w:rPr>
                 </w:pPr>
+                <w:proofErr w:type="spellStart"/>
                 <w:r>
                   <w:rPr>
                     <w:rFonts w:ascii="Arial" w:hAnsi="Arial" w:cs="Arial"/>
@@ -800,7 +856,19 @@
                     <w:szCs w:val="24"/>
                     <w:lang w:val="de-DE"/>
                   </w:rPr>
-                  <w:t>Triesterstraße 10/4/3/1</w:t>
+                  <w:t>Triesterstraße</w:t>
+                </w:r>
+                <w:proofErr w:type="spellEnd"/>
+                <w:r>
+                  <w:rPr>
+                    <w:rFonts w:ascii="Arial" w:hAnsi="Arial" w:cs="Arial"/>
+                    <w:b/>
+                    <w:color w:val="3D6B95"/>
+                    <w:sz w:val="24"/>
+                    <w:szCs w:val="24"/>
+                    <w:lang w:val="de-DE"/>
+                  </w:rPr>
+                  <w:t xml:space="preserve"> 10/4/3/1</w:t>
                 </w:r>
                 <w:r>
                   <w:rPr>

--- a/honorar_vorlage.docx
+++ b/honorar_vorlage.docx
@@ -20,11 +20,6 @@
       <w:pPr>
         <w:spacing w:after="0"/>
       </w:pPr>
-    </w:p>
-    <w:p>
-      <w:pPr>
-        <w:spacing w:after="0"/>
-      </w:pPr>
       <w:r>
         <w:t>{{Anrede}}</w:t>
       </w:r>
@@ -105,9 +100,12 @@
       <w:r>
         <w:t>}}</w:t>
       </w:r>
-      <w:r>
-        <w:br/>
-      </w:r>
+    </w:p>
+    <w:p>
+      <w:pPr>
+        <w:ind w:right="-285"/>
+        <w:jc w:val="right"/>
+      </w:pPr>
     </w:p>
     <w:p>
       <w:pPr>
@@ -133,6 +131,18 @@
     <w:p>
       <w:pPr>
         <w:ind w:right="-285"/>
+        <w:jc w:val="center"/>
+        <w:rPr>
+          <w:b/>
+          <w:sz w:val="36"/>
+          <w:szCs w:val="36"/>
+          <w:lang w:val="es-ES"/>
+        </w:rPr>
+      </w:pPr>
+    </w:p>
+    <w:p>
+      <w:pPr>
+        <w:ind w:right="-285"/>
         <w:rPr>
           <w:sz w:val="24"/>
           <w:szCs w:val="24"/>
@@ -145,20 +155,81 @@
         </w:rPr>
         <w:t>Ich erlaube mir, Ihnen für die unten angeführten Leistungen meine Honorarnote zu legen.</w:t>
       </w:r>
-      <w:r>
-        <w:rPr>
-          <w:sz w:val="24"/>
-          <w:szCs w:val="24"/>
-        </w:rPr>
-        <w:tab/>
-      </w:r>
-      <w:r>
-        <w:rPr>
+    </w:p>
+    <w:p>
+      <w:pPr>
+        <w:ind w:right="-285"/>
+        <w:rPr>
+          <w:sz w:val="24"/>
+          <w:szCs w:val="24"/>
+        </w:rPr>
+      </w:pPr>
+    </w:p>
+    <w:p>
+      <w:pPr>
+        <w:ind w:right="-285"/>
+        <w:rPr>
+          <w:b/>
+          <w:sz w:val="24"/>
+          <w:szCs w:val="24"/>
+        </w:rPr>
+      </w:pPr>
+      <w:r>
+        <w:rPr>
+          <w:b/>
+          <w:sz w:val="24"/>
+          <w:szCs w:val="24"/>
+        </w:rPr>
+        <w:t>Dia</w:t>
+      </w:r>
+      <w:r>
+        <w:rPr>
+          <w:b/>
+          <w:sz w:val="24"/>
+          <w:szCs w:val="24"/>
+        </w:rPr>
+        <w:t>gnose</w:t>
+      </w:r>
+      <w:r>
+        <w:rPr>
+          <w:b/>
+          <w:sz w:val="24"/>
+          <w:szCs w:val="24"/>
+        </w:rPr>
+        <w:t>:</w:t>
+      </w:r>
+      <w:r>
+        <w:rPr>
+          <w:b/>
           <w:sz w:val="24"/>
           <w:szCs w:val="24"/>
         </w:rPr>
         <w:t xml:space="preserve"> </w:t>
       </w:r>
+      <w:r>
+        <w:rPr>
+          <w:b/>
+          <w:sz w:val="24"/>
+          <w:szCs w:val="24"/>
+        </w:rPr>
+        <w:t>{</w:t>
+      </w:r>
+      <w:r>
+        <w:rPr>
+          <w:b/>
+          <w:sz w:val="24"/>
+          <w:szCs w:val="24"/>
+        </w:rPr>
+        <w:t>{</w:t>
+      </w:r>
+      <w:r>
+        <w:rPr>
+          <w:b/>
+          <w:sz w:val="24"/>
+          <w:szCs w:val="24"/>
+        </w:rPr>
+        <w:t>Diagnose}}</w:t>
+      </w:r>
     </w:p>
     <w:p>
       <w:pPr>
@@ -168,60 +239,6 @@
           <w:szCs w:val="24"/>
         </w:rPr>
       </w:pPr>
-      <w:r>
-        <w:rPr>
-          <w:b/>
-          <w:sz w:val="24"/>
-          <w:szCs w:val="24"/>
-        </w:rPr>
-        <w:t>Dia</w:t>
-      </w:r>
-      <w:r>
-        <w:rPr>
-          <w:b/>
-          <w:sz w:val="24"/>
-          <w:szCs w:val="24"/>
-        </w:rPr>
-        <w:t>gnose</w:t>
-      </w:r>
-      <w:proofErr w:type="gramStart"/>
-      <w:r>
-        <w:rPr>
-          <w:b/>
-          <w:sz w:val="24"/>
-          <w:szCs w:val="24"/>
-        </w:rPr>
-        <w:t>:</w:t>
-      </w:r>
-      <w:r>
-        <w:rPr>
-          <w:sz w:val="24"/>
-          <w:szCs w:val="24"/>
-        </w:rPr>
-        <w:t xml:space="preserve"> </w:t>
-      </w:r>
-      <w:r>
-        <w:rPr>
-          <w:sz w:val="24"/>
-          <w:szCs w:val="24"/>
-        </w:rPr>
-        <w:t xml:space="preserve"> </w:t>
-      </w:r>
-      <w:r>
-        <w:rPr>
-          <w:sz w:val="24"/>
-          <w:szCs w:val="24"/>
-        </w:rPr>
-        <w:t>{</w:t>
-      </w:r>
-      <w:proofErr w:type="gramEnd"/>
-      <w:r>
-        <w:rPr>
-          <w:sz w:val="24"/>
-          <w:szCs w:val="24"/>
-        </w:rPr>
-        <w:t>{Diagnose}}</w:t>
-      </w:r>
     </w:p>
     <w:p>
       <w:pPr>
@@ -304,20 +321,6 @@
         <w:tab/>
         <w:t>{{LEISTUNG_BESCHREIBUNG}}</w:t>
       </w:r>
-    </w:p>
-    <w:p>
-      <w:pPr>
-        <w:tabs>
-          <w:tab w:val="left" w:pos="0"/>
-        </w:tabs>
-        <w:spacing w:after="0" w:line="240" w:lineRule="auto"/>
-        <w:ind w:left="1410" w:right="-284" w:hanging="1410"/>
-        <w:rPr>
-          <w:bCs/>
-          <w:sz w:val="24"/>
-          <w:szCs w:val="24"/>
-        </w:rPr>
-      </w:pPr>
     </w:p>
     <w:p>
       <w:pPr>
@@ -435,24 +438,6 @@
           <w:szCs w:val="24"/>
         </w:rPr>
         <w:tab/>
-      </w:r>
-      <w:r>
-        <w:rPr>
-          <w:b/>
-          <w:sz w:val="24"/>
-          <w:szCs w:val="24"/>
-          <w:u w:val="double"/>
-        </w:rPr>
-        <w:t>€</w:t>
-      </w:r>
-      <w:r>
-        <w:rPr>
-          <w:b/>
-          <w:sz w:val="24"/>
-          <w:szCs w:val="24"/>
-          <w:u w:val="double"/>
-        </w:rPr>
-        <w:t xml:space="preserve"> </w:t>
       </w:r>
       <w:r>
         <w:rPr>
@@ -649,8 +634,9 @@
     <w:sectPr>
       <w:headerReference w:type="default" r:id="rId7"/>
       <w:footerReference w:type="default" r:id="rId8"/>
+      <w:type w:val="continuous"/>
       <w:pgSz w:w="11906" w:h="16838"/>
-      <w:pgMar w:top="851" w:right="1134" w:bottom="851" w:left="1418" w:header="709" w:footer="709" w:gutter="0"/>
+      <w:pgMar w:top="851" w:right="1134" w:bottom="851" w:left="1418" w:header="709" w:footer="759" w:gutter="0"/>
       <w:cols w:space="708"/>
       <w:docGrid w:linePitch="360"/>
     </w:sectPr>
@@ -685,6 +671,18 @@
 
 <file path=word/footer1.xml><?xml version="1.0" encoding="utf-8"?>
 <w:ftr xmlns:wpc="http://schemas.microsoft.com/office/word/2010/wordprocessingCanvas" xmlns:cx="http://schemas.microsoft.com/office/drawing/2014/chartex" xmlns:cx1="http://schemas.microsoft.com/office/drawing/2015/9/8/chartex" xmlns:cx2="http://schemas.microsoft.com/office/drawing/2015/10/21/chartex" xmlns:cx3="http://schemas.microsoft.com/office/drawing/2016/5/9/chartex" xmlns:cx4="http://schemas.microsoft.com/office/drawing/2016/5/10/chartex" xmlns:cx5="http://schemas.microsoft.com/office/drawing/2016/5/11/chartex" xmlns:cx6="http://schemas.microsoft.com/office/drawing/2016/5/12/chartex" xmlns:cx7="http://schemas.microsoft.com/office/drawing/2016/5/13/chartex" xmlns:cx8="http://schemas.microsoft.com/office/drawing/2016/5/14/chartex" xmlns:mc="http://schemas.openxmlformats.org/markup-compatibility/2006" xmlns:aink="http://schemas.microsoft.com/office/drawing/2016/ink" xmlns:am3d="http://schemas.microsoft.com/office/drawing/2017/model3d" xmlns:o="urn:schemas-microsoft-com:office:office" xmlns:oel="http://schemas.microsoft.com/office/2019/extlst" xmlns:r="http://schemas.openxmlformats.org/officeDocument/2006/relationships" xmlns:m="http://schemas.openxmlformats.org/officeDocument/2006/math" xmlns:v="urn:schemas-microsoft-com:vml" xmlns:wp14="http://schemas.microsoft.com/office/word/2010/wordprocessingDrawing" xmlns:wp="http://schemas.openxmlformats.org/drawingml/2006/wordprocessingDrawing" xmlns:w10="urn:schemas-microsoft-com:office:word" xmlns:w="http://schemas.openxmlformats.org/wordprocessingml/2006/main" xmlns:w14="http://schemas.microsoft.com/office/word/2010/wordml" xmlns:w15="http://schemas.microsoft.com/office/word/2012/wordml" xmlns:w16cex="http://schemas.microsoft.com/office/word/2018/wordml/cex" xmlns:w16cid="http://schemas.microsoft.com/office/word/2016/wordml/cid" xmlns:w16="http://schemas.microsoft.com/office/word/2018/wordml" xmlns:w16du="http://schemas.microsoft.com/office/word/2023/wordml/word16du" xmlns:w16sdtdh="http://schemas.microsoft.com/office/word/2020/wordml/sdtdatahash" xmlns:w16sdtfl="http://schemas.microsoft.com/office/word/2024/wordml/sdtformatlock" xmlns:w16se="http://schemas.microsoft.com/office/word/2015/wordml/symex" xmlns:wpg="http://schemas.microsoft.com/office/word/2010/wordprocessingGroup" xmlns:wpi="http://schemas.microsoft.com/office/word/2010/wordprocessingInk" xmlns:wne="http://schemas.microsoft.com/office/word/2006/wordml" xmlns:wps="http://schemas.microsoft.com/office/word/2010/wordprocessingShape" mc:Ignorable="w14 w15 w16se w16cid w16 w16cex w16sdtdh w16sdtfl w16du wp14">
+  <w:p>
+    <w:pPr>
+      <w:pStyle w:val="Fuzeile"/>
+      <w:rPr>
+        <w:rFonts w:ascii="Arial" w:hAnsi="Arial" w:cs="Arial"/>
+        <w:b/>
+        <w:color w:val="345C80"/>
+        <w:sz w:val="24"/>
+        <w:szCs w:val="24"/>
+      </w:rPr>
+    </w:pPr>
+  </w:p>
   <w:p>
     <w:pPr>
       <w:pStyle w:val="Fuzeile"/>
@@ -719,31 +717,8 @@
         <w:sz w:val="24"/>
         <w:szCs w:val="24"/>
       </w:rPr>
-      <w:t xml:space="preserve"> </w:t>
-    </w:r>
-    <w:r>
-      <w:rPr>
-        <w:rFonts w:ascii="Arial" w:hAnsi="Arial" w:cs="Arial"/>
-        <w:b/>
-        <w:color w:val="345C80"/>
-        <w:sz w:val="24"/>
-        <w:szCs w:val="24"/>
-      </w:rPr>
       <w:t>www.wundpraxis-moedling.at</w:t>
     </w:r>
-  </w:p>
-  <w:p>
-    <w:pPr>
-      <w:pStyle w:val="Fuzeile"/>
-      <w:jc w:val="right"/>
-      <w:rPr>
-        <w:rFonts w:ascii="Arial" w:hAnsi="Arial" w:cs="Arial"/>
-        <w:b/>
-        <w:color w:val="345C80"/>
-        <w:sz w:val="24"/>
-        <w:szCs w:val="24"/>
-      </w:rPr>
-    </w:pPr>
   </w:p>
   <w:p>
     <w:pPr>
@@ -921,7 +896,7 @@
         <wp:inline distT="0" distB="0" distL="0" distR="0" wp14:anchorId="11CED0BB" wp14:editId="462A41FE">
           <wp:extent cx="1988472" cy="906780"/>
           <wp:effectExtent l="19050" t="0" r="0" b="0"/>
-          <wp:docPr id="1" name="Grafik 0" descr="logos Dokument.jpg"/>
+          <wp:docPr id="1932195302" name="Grafik 0" descr="logos Dokument.jpg"/>
           <wp:cNvGraphicFramePr>
             <a:graphicFrameLocks xmlns:a="http://schemas.openxmlformats.org/drawingml/2006/main" noChangeAspect="1"/>
           </wp:cNvGraphicFramePr>
@@ -1387,6 +1362,7 @@
   <w:style w:type="character" w:default="1" w:styleId="Absatz-Standardschriftart">
     <w:name w:val="Default Paragraph Font"/>
     <w:uiPriority w:val="1"/>
+    <w:semiHidden/>
     <w:unhideWhenUsed/>
   </w:style>
   <w:style w:type="table" w:default="1" w:styleId="NormaleTabelle">
@@ -1513,6 +1489,29 @@
         <w:insideV w:val="single" w:sz="4" w:space="0" w:color="auto"/>
       </w:tblBorders>
     </w:tblPr>
+  </w:style>
+  <w:style w:type="character" w:styleId="Hyperlink">
+    <w:name w:val="Hyperlink"/>
+    <w:basedOn w:val="Absatz-Standardschriftart"/>
+    <w:uiPriority w:val="99"/>
+    <w:unhideWhenUsed/>
+    <w:rsid w:val="008451BC"/>
+    <w:rPr>
+      <w:color w:val="0000FF" w:themeColor="hyperlink"/>
+      <w:u w:val="single"/>
+    </w:rPr>
+  </w:style>
+  <w:style w:type="character" w:styleId="NichtaufgelsteErwhnung">
+    <w:name w:val="Unresolved Mention"/>
+    <w:basedOn w:val="Absatz-Standardschriftart"/>
+    <w:uiPriority w:val="99"/>
+    <w:semiHidden/>
+    <w:unhideWhenUsed/>
+    <w:rsid w:val="008451BC"/>
+    <w:rPr>
+      <w:color w:val="605E5C"/>
+      <w:shd w:val="clear" w:color="auto" w:fill="E1DFDD"/>
+    </w:rPr>
   </w:style>
 </w:styles>
 </file>

--- a/honorar_vorlage.docx
+++ b/honorar_vorlage.docx
@@ -83,8 +83,16 @@
         <w:ind w:right="-285"/>
         <w:jc w:val="right"/>
       </w:pPr>
-      <w:r>
-        <w:t xml:space="preserve">Mödling, </w:t>
+      <w:proofErr w:type="spellStart"/>
+      <w:r>
+        <w:t>Wr</w:t>
+      </w:r>
+      <w:proofErr w:type="spellEnd"/>
+      <w:r>
+        <w:t>. Neudorf</w:t>
+      </w:r>
+      <w:r>
+        <w:t xml:space="preserve">, </w:t>
       </w:r>
       <w:r>
         <w:t>{</w:t>
@@ -115,7 +123,6 @@
           <w:b/>
           <w:sz w:val="36"/>
           <w:szCs w:val="36"/>
-          <w:lang w:val="es-ES"/>
         </w:rPr>
       </w:pPr>
       <w:r>
@@ -123,7 +130,6 @@
           <w:b/>
           <w:sz w:val="36"/>
           <w:szCs w:val="36"/>
-          <w:lang w:val="es-ES"/>
         </w:rPr>
         <w:t xml:space="preserve">H O N O R A R N O T E </w:t>
       </w:r>
@@ -136,7 +142,6 @@
           <w:b/>
           <w:sz w:val="36"/>
           <w:szCs w:val="36"/>
-          <w:lang w:val="es-ES"/>
         </w:rPr>
       </w:pPr>
     </w:p>
@@ -438,6 +443,15 @@
           <w:szCs w:val="24"/>
         </w:rPr>
         <w:tab/>
+      </w:r>
+      <w:r>
+        <w:rPr>
+          <w:b/>
+          <w:sz w:val="24"/>
+          <w:szCs w:val="24"/>
+          <w:u w:val="double"/>
+        </w:rPr>
+        <w:t>€</w:t>
       </w:r>
       <w:r>
         <w:rPr>
@@ -543,7 +557,23 @@
           <w:sz w:val="24"/>
           <w:szCs w:val="24"/>
         </w:rPr>
-        <w:t>BIC: GIBAATWWXXX</w:t>
+        <w:t>BIC</w:t>
+      </w:r>
+      <w:r>
+        <w:rPr>
+          <w:b/>
+          <w:sz w:val="24"/>
+          <w:szCs w:val="24"/>
+        </w:rPr>
+        <w:t xml:space="preserve"> </w:t>
+      </w:r>
+      <w:r>
+        <w:rPr>
+          <w:b/>
+          <w:sz w:val="24"/>
+          <w:szCs w:val="24"/>
+        </w:rPr>
+        <w:t>GIBAATWWXXX</w:t>
       </w:r>
     </w:p>
     <w:p>
@@ -562,7 +592,23 @@
           <w:sz w:val="24"/>
           <w:szCs w:val="24"/>
         </w:rPr>
-        <w:t>IBAN AT73 2011 1826 4199 5800</w:t>
+        <w:t>IBAN</w:t>
+      </w:r>
+      <w:r>
+        <w:rPr>
+          <w:b/>
+          <w:sz w:val="24"/>
+          <w:szCs w:val="24"/>
+        </w:rPr>
+        <w:t xml:space="preserve"> </w:t>
+      </w:r>
+      <w:r>
+        <w:rPr>
+          <w:b/>
+          <w:sz w:val="24"/>
+          <w:szCs w:val="24"/>
+        </w:rPr>
+        <w:t>AT73 2011 1826 4199 5800</w:t>
       </w:r>
     </w:p>
     <w:p>
@@ -602,6 +648,24 @@
         </w:rPr>
         <w:t>Hochachtungsvoll</w:t>
       </w:r>
+    </w:p>
+    <w:p>
+      <w:pPr>
+        <w:ind w:right="-285"/>
+        <w:rPr>
+          <w:sz w:val="24"/>
+          <w:szCs w:val="24"/>
+        </w:rPr>
+      </w:pPr>
+    </w:p>
+    <w:p>
+      <w:pPr>
+        <w:ind w:right="-285"/>
+        <w:rPr>
+          <w:sz w:val="24"/>
+          <w:szCs w:val="24"/>
+        </w:rPr>
+      </w:pPr>
     </w:p>
     <w:p>
       <w:pPr>

--- a/honorar_vorlage.docx
+++ b/honorar_vorlage.docx
@@ -61,13 +61,8 @@
       <w:pPr>
         <w:spacing w:after="0"/>
       </w:pPr>
-      <w:proofErr w:type="spellStart"/>
-      <w:r>
-        <w:t>Versnr</w:t>
-      </w:r>
-      <w:proofErr w:type="spellEnd"/>
-      <w:r>
-        <w:t xml:space="preserve">.: </w:t>
+      <w:r>
+        <w:t xml:space="preserve">Versnr.: </w:t>
       </w:r>
       <w:r>
         <w:t>{{Versicherungsnummer}}</w:t>
@@ -83,13 +78,14 @@
         <w:ind w:right="-285"/>
         <w:jc w:val="right"/>
       </w:pPr>
-      <w:proofErr w:type="spellStart"/>
-      <w:r>
-        <w:t>Wr</w:t>
-      </w:r>
-      <w:proofErr w:type="spellEnd"/>
-      <w:r>
-        <w:t>. Neudorf</w:t>
+      <w:r>
+        <w:t>W</w:t>
+      </w:r>
+      <w:r>
+        <w:t>iener</w:t>
+      </w:r>
+      <w:r>
+        <w:t xml:space="preserve"> Neudorf</w:t>
       </w:r>
       <w:r>
         <w:t xml:space="preserve">, </w:t>
@@ -98,15 +94,7 @@
         <w:t>{</w:t>
       </w:r>
       <w:r>
-        <w:t>{</w:t>
-      </w:r>
-      <w:proofErr w:type="spellStart"/>
-      <w:r>
-        <w:t>Datum_Austellung</w:t>
-      </w:r>
-      <w:proofErr w:type="spellEnd"/>
-      <w:r>
-        <w:t>}}</w:t>
+        <w:t>{Datum_Austellung}}</w:t>
       </w:r>
     </w:p>
     <w:p>
@@ -123,6 +111,7 @@
           <w:b/>
           <w:sz w:val="36"/>
           <w:szCs w:val="36"/>
+          <w:lang w:val="es-ES"/>
         </w:rPr>
       </w:pPr>
       <w:r>
@@ -130,6 +119,7 @@
           <w:b/>
           <w:sz w:val="36"/>
           <w:szCs w:val="36"/>
+          <w:lang w:val="es-ES"/>
         </w:rPr>
         <w:t xml:space="preserve">H O N O R A R N O T E </w:t>
       </w:r>
@@ -142,6 +132,7 @@
           <w:b/>
           <w:sz w:val="36"/>
           <w:szCs w:val="36"/>
+          <w:lang w:val="es-ES"/>
         </w:rPr>
       </w:pPr>
     </w:p>
@@ -460,38 +451,7 @@
           <w:szCs w:val="24"/>
           <w:u w:val="double"/>
         </w:rPr>
-        <w:t>{{</w:t>
-      </w:r>
-      <w:proofErr w:type="spellStart"/>
-      <w:proofErr w:type="gramStart"/>
-      <w:r>
-        <w:rPr>
-          <w:b/>
-          <w:sz w:val="24"/>
-          <w:szCs w:val="24"/>
-          <w:u w:val="double"/>
-        </w:rPr>
-        <w:t>Gesamt</w:t>
-      </w:r>
-      <w:proofErr w:type="gramEnd"/>
-      <w:r>
-        <w:rPr>
-          <w:b/>
-          <w:sz w:val="24"/>
-          <w:szCs w:val="24"/>
-          <w:u w:val="double"/>
-        </w:rPr>
-        <w:t>_Betrag</w:t>
-      </w:r>
-      <w:proofErr w:type="spellEnd"/>
-      <w:r>
-        <w:rPr>
-          <w:b/>
-          <w:sz w:val="24"/>
-          <w:szCs w:val="24"/>
-          <w:u w:val="double"/>
-        </w:rPr>
-        <w:t>}}</w:t>
+        <w:t>{{Gesamt_Betrag}}</w:t>
       </w:r>
     </w:p>
     <w:p>
@@ -885,7 +845,6 @@
                     <w:lang w:val="de-DE"/>
                   </w:rPr>
                 </w:pPr>
-                <w:proofErr w:type="spellStart"/>
                 <w:r>
                   <w:rPr>
                     <w:rFonts w:ascii="Arial" w:hAnsi="Arial" w:cs="Arial"/>
@@ -895,19 +854,7 @@
                     <w:szCs w:val="24"/>
                     <w:lang w:val="de-DE"/>
                   </w:rPr>
-                  <w:t>Triesterstraße</w:t>
-                </w:r>
-                <w:proofErr w:type="spellEnd"/>
-                <w:r>
-                  <w:rPr>
-                    <w:rFonts w:ascii="Arial" w:hAnsi="Arial" w:cs="Arial"/>
-                    <w:b/>
-                    <w:color w:val="3D6B95"/>
-                    <w:sz w:val="24"/>
-                    <w:szCs w:val="24"/>
-                    <w:lang w:val="de-DE"/>
-                  </w:rPr>
-                  <w:t xml:space="preserve"> 10/4/3/1</w:t>
+                  <w:t>Triesterstraße 10/4/3/1</w:t>
                 </w:r>
                 <w:r>
                   <w:rPr>

--- a/honorar_vorlage.docx
+++ b/honorar_vorlage.docx
@@ -61,8 +61,13 @@
       <w:pPr>
         <w:spacing w:after="0"/>
       </w:pPr>
-      <w:r>
-        <w:t xml:space="preserve">Versnr.: </w:t>
+      <w:proofErr w:type="spellStart"/>
+      <w:r>
+        <w:t>Versnr</w:t>
+      </w:r>
+      <w:proofErr w:type="spellEnd"/>
+      <w:r>
+        <w:t xml:space="preserve">.: </w:t>
       </w:r>
       <w:r>
         <w:t>{{Versicherungsnummer}}</w:t>
@@ -94,7 +99,15 @@
         <w:t>{</w:t>
       </w:r>
       <w:r>
-        <w:t>{Datum_Austellung}}</w:t>
+        <w:t>{</w:t>
+      </w:r>
+      <w:proofErr w:type="spellStart"/>
+      <w:r>
+        <w:t>Datum_Austellung</w:t>
+      </w:r>
+      <w:proofErr w:type="spellEnd"/>
+      <w:r>
+        <w:t>}}</w:t>
       </w:r>
     </w:p>
     <w:p>
@@ -451,7 +464,47 @@
           <w:szCs w:val="24"/>
           <w:u w:val="double"/>
         </w:rPr>
-        <w:t>{{Gesamt_Betrag}}</w:t>
+        <w:t xml:space="preserve"> </w:t>
+      </w:r>
+      <w:r>
+        <w:rPr>
+          <w:b/>
+          <w:sz w:val="24"/>
+          <w:szCs w:val="24"/>
+          <w:u w:val="double"/>
+        </w:rPr>
+        <w:t>{{</w:t>
+      </w:r>
+      <w:proofErr w:type="spellStart"/>
+      <w:proofErr w:type="gramStart"/>
+      <w:r>
+        <w:rPr>
+          <w:b/>
+          <w:sz w:val="24"/>
+          <w:szCs w:val="24"/>
+          <w:u w:val="double"/>
+        </w:rPr>
+        <w:t>Gesamt</w:t>
+      </w:r>
+      <w:proofErr w:type="gramEnd"/>
+      <w:r>
+        <w:rPr>
+          <w:b/>
+          <w:sz w:val="24"/>
+          <w:szCs w:val="24"/>
+          <w:u w:val="double"/>
+        </w:rPr>
+        <w:t>_Betrag</w:t>
+      </w:r>
+      <w:proofErr w:type="spellEnd"/>
+      <w:r>
+        <w:rPr>
+          <w:b/>
+          <w:sz w:val="24"/>
+          <w:szCs w:val="24"/>
+          <w:u w:val="double"/>
+        </w:rPr>
+        <w:t>}}</w:t>
       </w:r>
     </w:p>
     <w:p>
@@ -608,6 +661,24 @@
         </w:rPr>
         <w:t>Hochachtungsvoll</w:t>
       </w:r>
+    </w:p>
+    <w:p>
+      <w:pPr>
+        <w:ind w:right="-285"/>
+        <w:rPr>
+          <w:sz w:val="24"/>
+          <w:szCs w:val="24"/>
+        </w:rPr>
+      </w:pPr>
+    </w:p>
+    <w:p>
+      <w:pPr>
+        <w:ind w:right="-285"/>
+        <w:rPr>
+          <w:sz w:val="24"/>
+          <w:szCs w:val="24"/>
+        </w:rPr>
+      </w:pPr>
     </w:p>
     <w:p>
       <w:pPr>
@@ -845,6 +916,7 @@
                     <w:lang w:val="de-DE"/>
                   </w:rPr>
                 </w:pPr>
+                <w:proofErr w:type="spellStart"/>
                 <w:r>
                   <w:rPr>
                     <w:rFonts w:ascii="Arial" w:hAnsi="Arial" w:cs="Arial"/>
@@ -854,7 +926,19 @@
                     <w:szCs w:val="24"/>
                     <w:lang w:val="de-DE"/>
                   </w:rPr>
-                  <w:t>Triesterstraße 10/4/3/1</w:t>
+                  <w:t>Triesterstraße</w:t>
+                </w:r>
+                <w:proofErr w:type="spellEnd"/>
+                <w:r>
+                  <w:rPr>
+                    <w:rFonts w:ascii="Arial" w:hAnsi="Arial" w:cs="Arial"/>
+                    <w:b/>
+                    <w:color w:val="3D6B95"/>
+                    <w:sz w:val="24"/>
+                    <w:szCs w:val="24"/>
+                    <w:lang w:val="de-DE"/>
+                  </w:rPr>
+                  <w:t xml:space="preserve"> 10/4/3/1</w:t>
                 </w:r>
                 <w:r>
                   <w:rPr>

--- a/honorar_vorlage.docx
+++ b/honorar_vorlage.docx
@@ -392,32 +392,6 @@
         </w:rPr>
         <w:t>{{LEISTUNGSBLOCK_ENDE}}</w:t>
       </w:r>
-    </w:p>
-    <w:p>
-      <w:pPr>
-        <w:tabs>
-          <w:tab w:val="left" w:pos="0"/>
-        </w:tabs>
-        <w:spacing w:after="0" w:line="240" w:lineRule="auto"/>
-        <w:ind w:left="1410" w:right="-284" w:hanging="1410"/>
-        <w:rPr>
-          <w:sz w:val="24"/>
-          <w:szCs w:val="24"/>
-        </w:rPr>
-      </w:pPr>
-    </w:p>
-    <w:p>
-      <w:pPr>
-        <w:tabs>
-          <w:tab w:val="left" w:pos="0"/>
-        </w:tabs>
-        <w:spacing w:after="0" w:line="240" w:lineRule="auto"/>
-        <w:ind w:left="1410" w:right="-284" w:hanging="1410"/>
-        <w:rPr>
-          <w:sz w:val="24"/>
-          <w:szCs w:val="24"/>
-        </w:rPr>
-      </w:pPr>
     </w:p>
     <w:p>
       <w:pPr>
@@ -439,7 +413,15 @@
           <w:sz w:val="24"/>
           <w:szCs w:val="24"/>
         </w:rPr>
-        <w:t>Gesamt:</w:t>
+        <w:t>G</w:t>
+      </w:r>
+      <w:r>
+        <w:rPr>
+          <w:b/>
+          <w:sz w:val="24"/>
+          <w:szCs w:val="24"/>
+        </w:rPr>
+        <w:t>esamt:</w:t>
       </w:r>
       <w:r>
         <w:rPr>
@@ -649,7 +631,6 @@
         </w:tabs>
         <w:ind w:right="-285"/>
         <w:rPr>
-          <w:b/>
           <w:sz w:val="24"/>
           <w:szCs w:val="24"/>
         </w:rPr>
@@ -664,8 +645,15 @@
     </w:p>
     <w:p>
       <w:pPr>
+        <w:tabs>
+          <w:tab w:val="left" w:pos="708"/>
+          <w:tab w:val="left" w:pos="1416"/>
+          <w:tab w:val="left" w:pos="2124"/>
+          <w:tab w:val="left" w:pos="4170"/>
+        </w:tabs>
         <w:ind w:right="-285"/>
         <w:rPr>
+          <w:b/>
           <w:sz w:val="24"/>
           <w:szCs w:val="24"/>
         </w:rPr>
@@ -674,48 +662,13 @@
     <w:p>
       <w:pPr>
         <w:ind w:right="-285"/>
-        <w:rPr>
-          <w:sz w:val="24"/>
-          <w:szCs w:val="24"/>
-        </w:rPr>
-      </w:pPr>
-    </w:p>
-    <w:p>
-      <w:pPr>
-        <w:ind w:right="-285"/>
-        <w:rPr>
-          <w:sz w:val="24"/>
-          <w:szCs w:val="24"/>
-        </w:rPr>
-      </w:pPr>
-    </w:p>
-    <w:p>
-      <w:pPr>
-        <w:ind w:right="-285"/>
-        <w:rPr>
-          <w:sz w:val="24"/>
-          <w:szCs w:val="24"/>
-        </w:rPr>
-      </w:pPr>
-    </w:p>
-    <w:p>
-      <w:pPr>
-        <w:ind w:right="-285"/>
-        <w:rPr>
-          <w:sz w:val="24"/>
-          <w:szCs w:val="24"/>
-        </w:rPr>
-      </w:pPr>
-    </w:p>
-    <w:p>
-      <w:pPr>
-        <w:ind w:right="-285"/>
-      </w:pPr>
-      <w:r>
-        <w:rPr>
-          <w:sz w:val="24"/>
-          <w:szCs w:val="24"/>
-        </w:rPr>
+      </w:pPr>
+      <w:r>
+        <w:rPr>
+          <w:sz w:val="24"/>
+          <w:szCs w:val="24"/>
+        </w:rPr>
+        <w:lastRenderedPageBreak/>
         <w:t xml:space="preserve">DGKS </w:t>
       </w:r>
       <w:r>

--- a/honorar_vorlage.docx
+++ b/honorar_vorlage.docx
@@ -20,6 +20,11 @@
       <w:pPr>
         <w:spacing w:after="0"/>
       </w:pPr>
+    </w:p>
+    <w:p>
+      <w:pPr>
+        <w:spacing w:after="0"/>
+      </w:pPr>
       <w:r>
         <w:t>{{Anrede}}</w:t>
       </w:r>
@@ -61,6 +66,16 @@
       <w:pPr>
         <w:spacing w:after="0"/>
       </w:pPr>
+    </w:p>
+    <w:p>
+      <w:pPr>
+        <w:spacing w:after="0"/>
+      </w:pPr>
+    </w:p>
+    <w:p>
+      <w:pPr>
+        <w:spacing w:after="0"/>
+      </w:pPr>
       <w:proofErr w:type="spellStart"/>
       <w:r>
         <w:t>Versnr</w:t>
@@ -72,11 +87,21 @@
       <w:r>
         <w:t>{{Versicherungsnummer}}</w:t>
       </w:r>
-    </w:p>
-    <w:p>
-      <w:pPr>
-        <w:spacing w:after="0"/>
-      </w:pPr>
+      <w:r>
+        <w:tab/>
+      </w:r>
+      <w:r>
+        <w:tab/>
+      </w:r>
+      <w:r>
+        <w:tab/>
+      </w:r>
+      <w:r>
+        <w:tab/>
+      </w:r>
+      <w:r>
+        <w:tab/>
+      </w:r>
     </w:p>
     <w:p>
       <w:pPr>
@@ -84,23 +109,14 @@
         <w:jc w:val="right"/>
       </w:pPr>
       <w:r>
-        <w:t>W</w:t>
-      </w:r>
-      <w:r>
-        <w:t>iener</w:t>
-      </w:r>
-      <w:r>
-        <w:t xml:space="preserve"> Neudorf</w:t>
-      </w:r>
-      <w:r>
-        <w:t xml:space="preserve">, </w:t>
+        <w:t>Wiener Neudorf</w:t>
+      </w:r>
+      <w:r>
+        <w:t>, {</w:t>
       </w:r>
       <w:r>
         <w:t>{</w:t>
       </w:r>
-      <w:r>
-        <w:t>{</w:t>
-      </w:r>
       <w:proofErr w:type="spellStart"/>
       <w:r>
         <w:t>Datum_Austellung</w:t>
@@ -112,8 +128,7 @@
     </w:p>
     <w:p>
       <w:pPr>
-        <w:ind w:right="-285"/>
-        <w:jc w:val="right"/>
+        <w:spacing w:after="0"/>
       </w:pPr>
     </w:p>
     <w:p>
@@ -668,7 +683,6 @@
           <w:sz w:val="24"/>
           <w:szCs w:val="24"/>
         </w:rPr>
-        <w:lastRenderedPageBreak/>
         <w:t xml:space="preserve">DGKS </w:t>
       </w:r>
       <w:r>
